--- a/method/study 2/organiser/Study 2 Questionnaire 1 (to be cut into 4).docx
+++ b/method/study 2/organiser/Study 2 Questionnaire 1 (to be cut into 4).docx
@@ -4,7 +4,7 @@
   <w:body>
     <w:p>
       <w:pPr>
-        <w:spacing w:after="0" w:line="276" w:lineRule="auto"/>
+        <w:spacing w:line="480" w:lineRule="auto"/>
         <w:rPr>
           <w:rFonts w:ascii="Times New Roman" w:hAnsi="Times New Roman" w:cs="Times New Roman"/>
           <w:color w:val="808080" w:themeColor="background1" w:themeShade="80"/>
@@ -23,21 +23,51 @@
         </w:rPr>
         <w:t>Participant code: _________</w:t>
       </w:r>
-    </w:p>
-    <w:p>
-      <w:pPr>
-        <w:spacing w:after="0" w:line="276" w:lineRule="auto"/>
-        <w:rPr>
-          <w:rFonts w:ascii="Times New Roman" w:hAnsi="Times New Roman" w:cs="Times New Roman"/>
-          <w:sz w:val="24"/>
-          <w:szCs w:val="24"/>
-          <w:lang w:val="en-US"/>
-        </w:rPr>
-      </w:pPr>
-    </w:p>
-    <w:p>
-      <w:pPr>
-        <w:spacing w:after="0" w:line="276" w:lineRule="auto"/>
+      <w:r>
+        <w:rPr>
+          <w:rFonts w:ascii="Times New Roman" w:hAnsi="Times New Roman" w:cs="Times New Roman"/>
+          <w:color w:val="808080" w:themeColor="background1" w:themeShade="80"/>
+          <w:sz w:val="24"/>
+          <w:szCs w:val="24"/>
+          <w:shd w:val="clear" w:color="auto" w:fill="FFFFFF"/>
+        </w:rPr>
+        <w:tab/>
+      </w:r>
+      <w:r>
+        <w:rPr>
+          <w:rFonts w:ascii="Times New Roman" w:hAnsi="Times New Roman" w:cs="Times New Roman"/>
+          <w:color w:val="808080" w:themeColor="background1" w:themeShade="80"/>
+          <w:sz w:val="24"/>
+          <w:szCs w:val="24"/>
+          <w:shd w:val="clear" w:color="auto" w:fill="FFFFFF"/>
+        </w:rPr>
+        <w:tab/>
+      </w:r>
+      <w:r>
+        <w:rPr>
+          <w:rFonts w:ascii="Times New Roman" w:hAnsi="Times New Roman" w:cs="Times New Roman"/>
+          <w:color w:val="808080" w:themeColor="background1" w:themeShade="80"/>
+          <w:sz w:val="24"/>
+          <w:szCs w:val="24"/>
+          <w:shd w:val="clear" w:color="auto" w:fill="FFFFFF"/>
+        </w:rPr>
+        <w:tab/>
+      </w:r>
+      <w:r>
+        <w:rPr>
+          <w:rFonts w:ascii="Times New Roman" w:hAnsi="Times New Roman" w:cs="Times New Roman"/>
+          <w:color w:val="808080" w:themeColor="background1" w:themeShade="80"/>
+          <w:sz w:val="24"/>
+          <w:szCs w:val="24"/>
+          <w:shd w:val="clear" w:color="auto" w:fill="FFFFFF"/>
+        </w:rPr>
+        <w:tab/>
+        <w:t>Word: 1 (gorilla)</w:t>
+      </w:r>
+    </w:p>
+    <w:p>
+      <w:pPr>
+        <w:spacing w:line="480" w:lineRule="auto"/>
         <w:rPr>
           <w:rFonts w:ascii="Times New Roman" w:hAnsi="Times New Roman" w:cs="Times New Roman"/>
           <w:sz w:val="24"/>
@@ -61,38 +91,16 @@
           <w:szCs w:val="24"/>
           <w:lang w:val="en-US"/>
         </w:rPr>
-        <w:t xml:space="preserve">ooking back on the last two rounds, </w:t>
-      </w:r>
-    </w:p>
-    <w:p>
-      <w:pPr>
-        <w:spacing w:after="0" w:line="276" w:lineRule="auto"/>
-        <w:rPr>
-          <w:rFonts w:ascii="Times New Roman" w:hAnsi="Times New Roman" w:cs="Times New Roman"/>
-          <w:sz w:val="24"/>
-          <w:szCs w:val="24"/>
-          <w:lang w:val="en-US"/>
-        </w:rPr>
-      </w:pPr>
-      <w:r>
-        <w:rPr>
-          <w:rFonts w:ascii="Times New Roman" w:hAnsi="Times New Roman" w:cs="Times New Roman"/>
-          <w:sz w:val="24"/>
-          <w:szCs w:val="24"/>
-          <w:lang w:val="en-US"/>
-        </w:rPr>
-        <w:t xml:space="preserve">what percentage of time do you think you spent thinking about </w:t>
-      </w:r>
-      <w:r>
-        <w:rPr>
-          <w:rFonts w:ascii="Times New Roman" w:hAnsi="Times New Roman" w:cs="Times New Roman"/>
-          <w:b/>
-          <w:bCs/>
-          <w:sz w:val="24"/>
-          <w:szCs w:val="24"/>
-          <w:lang w:val="en-US"/>
-        </w:rPr>
-        <w:t>gorilla(s)</w:t>
+        <w:t>ooking back on the last two rounds, what percentage of time do you think you spent thinking about a gorilla</w:t>
+      </w:r>
+      <w:r>
+        <w:rPr>
+          <w:rFonts w:ascii="Times New Roman" w:hAnsi="Times New Roman" w:cs="Times New Roman"/>
+          <w:sz w:val="24"/>
+          <w:szCs w:val="24"/>
+          <w:lang w:val="en-US"/>
+        </w:rPr>
+        <w:t>(s)</w:t>
       </w:r>
       <w:r>
         <w:rPr>
@@ -112,28 +120,6 @@
         </w:rPr>
         <w:t xml:space="preserve"> </w:t>
       </w:r>
-    </w:p>
-    <w:p>
-      <w:pPr>
-        <w:spacing w:after="0" w:line="276" w:lineRule="auto"/>
-        <w:rPr>
-          <w:rFonts w:ascii="Times New Roman" w:hAnsi="Times New Roman" w:cs="Times New Roman"/>
-          <w:sz w:val="24"/>
-          <w:szCs w:val="24"/>
-          <w:lang w:val="en-US"/>
-        </w:rPr>
-      </w:pPr>
-    </w:p>
-    <w:p>
-      <w:pPr>
-        <w:spacing w:after="0" w:line="276" w:lineRule="auto"/>
-        <w:rPr>
-          <w:rFonts w:ascii="Times New Roman" w:hAnsi="Times New Roman" w:cs="Times New Roman"/>
-          <w:sz w:val="24"/>
-          <w:szCs w:val="24"/>
-          <w:lang w:val="en-US"/>
-        </w:rPr>
-      </w:pPr>
       <w:r>
         <w:rPr>
           <w:rFonts w:ascii="Times New Roman" w:hAnsi="Times New Roman" w:cs="Times New Roman"/>
@@ -146,18 +132,7 @@
     </w:p>
     <w:p>
       <w:pPr>
-        <w:spacing w:after="0" w:line="276" w:lineRule="auto"/>
-        <w:rPr>
-          <w:rFonts w:ascii="Times New Roman" w:hAnsi="Times New Roman" w:cs="Times New Roman"/>
-          <w:sz w:val="24"/>
-          <w:szCs w:val="24"/>
-          <w:lang w:val="en-US"/>
-        </w:rPr>
-      </w:pPr>
-    </w:p>
-    <w:p>
-      <w:pPr>
-        <w:spacing w:after="0" w:line="276" w:lineRule="auto"/>
+        <w:spacing w:line="480" w:lineRule="auto"/>
         <w:rPr>
           <w:rFonts w:ascii="Times New Roman" w:hAnsi="Times New Roman" w:cs="Times New Roman"/>
           <w:sz w:val="24"/>
@@ -198,7 +173,7 @@
         <w:pBdr>
           <w:bottom w:val="dashed" w:sz="4" w:space="1" w:color="auto"/>
         </w:pBdr>
-        <w:spacing w:after="0" w:line="276" w:lineRule="auto"/>
+        <w:spacing w:line="480" w:lineRule="auto"/>
         <w:rPr>
           <w:rFonts w:ascii="Times New Roman" w:hAnsi="Times New Roman" w:cs="Times New Roman"/>
           <w:sz w:val="24"/>
@@ -214,6 +189,145 @@
           <w:lang w:val="en-US"/>
         </w:rPr>
         <w:t>Round 2 _____%</w:t>
+      </w:r>
+    </w:p>
+    <w:p>
+      <w:pPr>
+        <w:spacing w:line="480" w:lineRule="auto"/>
+        <w:rPr>
+          <w:rFonts w:ascii="Times New Roman" w:hAnsi="Times New Roman" w:cs="Times New Roman"/>
+          <w:color w:val="808080" w:themeColor="background1" w:themeShade="80"/>
+          <w:sz w:val="24"/>
+          <w:szCs w:val="24"/>
+          <w:shd w:val="clear" w:color="auto" w:fill="FFFFFF"/>
+        </w:rPr>
+      </w:pPr>
+      <w:r>
+        <w:rPr>
+          <w:rFonts w:ascii="Times New Roman" w:hAnsi="Times New Roman" w:cs="Times New Roman"/>
+          <w:color w:val="808080" w:themeColor="background1" w:themeShade="80"/>
+          <w:sz w:val="24"/>
+          <w:szCs w:val="24"/>
+          <w:shd w:val="clear" w:color="auto" w:fill="FFFFFF"/>
+        </w:rPr>
+        <w:t>Participant code: _________</w:t>
+      </w:r>
+      <w:r>
+        <w:rPr>
+          <w:rFonts w:ascii="Times New Roman" w:hAnsi="Times New Roman" w:cs="Times New Roman"/>
+          <w:color w:val="808080" w:themeColor="background1" w:themeShade="80"/>
+          <w:sz w:val="24"/>
+          <w:szCs w:val="24"/>
+          <w:shd w:val="clear" w:color="auto" w:fill="FFFFFF"/>
+        </w:rPr>
+        <w:tab/>
+      </w:r>
+      <w:r>
+        <w:rPr>
+          <w:rFonts w:ascii="Times New Roman" w:hAnsi="Times New Roman" w:cs="Times New Roman"/>
+          <w:color w:val="808080" w:themeColor="background1" w:themeShade="80"/>
+          <w:sz w:val="24"/>
+          <w:szCs w:val="24"/>
+          <w:shd w:val="clear" w:color="auto" w:fill="FFFFFF"/>
+        </w:rPr>
+        <w:tab/>
+      </w:r>
+      <w:r>
+        <w:rPr>
+          <w:rFonts w:ascii="Times New Roman" w:hAnsi="Times New Roman" w:cs="Times New Roman"/>
+          <w:color w:val="808080" w:themeColor="background1" w:themeShade="80"/>
+          <w:sz w:val="24"/>
+          <w:szCs w:val="24"/>
+          <w:shd w:val="clear" w:color="auto" w:fill="FFFFFF"/>
+        </w:rPr>
+        <w:tab/>
+      </w:r>
+      <w:r>
+        <w:rPr>
+          <w:rFonts w:ascii="Times New Roman" w:hAnsi="Times New Roman" w:cs="Times New Roman"/>
+          <w:color w:val="808080" w:themeColor="background1" w:themeShade="80"/>
+          <w:sz w:val="24"/>
+          <w:szCs w:val="24"/>
+          <w:shd w:val="clear" w:color="auto" w:fill="FFFFFF"/>
+        </w:rPr>
+        <w:tab/>
+        <w:t>Word: 2 (tiger)</w:t>
+      </w:r>
+    </w:p>
+    <w:p>
+      <w:pPr>
+        <w:spacing w:line="480" w:lineRule="auto"/>
+        <w:rPr>
+          <w:rFonts w:ascii="Times New Roman" w:hAnsi="Times New Roman" w:cs="Times New Roman"/>
+          <w:sz w:val="24"/>
+          <w:szCs w:val="24"/>
+          <w:lang w:val="en-US"/>
+        </w:rPr>
+      </w:pPr>
+      <w:r>
+        <w:rPr>
+          <w:rFonts w:ascii="Times New Roman" w:hAnsi="Times New Roman" w:cs="Times New Roman"/>
+          <w:sz w:val="24"/>
+          <w:szCs w:val="24"/>
+          <w:lang w:val="en-US"/>
+        </w:rPr>
+        <w:t>L</w:t>
+      </w:r>
+      <w:r>
+        <w:rPr>
+          <w:rFonts w:ascii="Times New Roman" w:hAnsi="Times New Roman" w:cs="Times New Roman"/>
+          <w:sz w:val="24"/>
+          <w:szCs w:val="24"/>
+          <w:lang w:val="en-US"/>
+        </w:rPr>
+        <w:t>ooking back on the last two rounds, what percentage of time do you think you spent thinking about a tiger</w:t>
+      </w:r>
+      <w:r>
+        <w:rPr>
+          <w:rFonts w:ascii="Times New Roman" w:hAnsi="Times New Roman" w:cs="Times New Roman"/>
+          <w:sz w:val="24"/>
+          <w:szCs w:val="24"/>
+          <w:lang w:val="en-US"/>
+        </w:rPr>
+        <w:t>(s)</w:t>
+      </w:r>
+      <w:r>
+        <w:rPr>
+          <w:rFonts w:ascii="Times New Roman" w:hAnsi="Times New Roman" w:cs="Times New Roman"/>
+          <w:sz w:val="24"/>
+          <w:szCs w:val="24"/>
+          <w:lang w:val="en-US"/>
+        </w:rPr>
+        <w:t>?</w:t>
+      </w:r>
+      <w:r>
+        <w:rPr>
+          <w:rFonts w:ascii="Times New Roman" w:hAnsi="Times New Roman" w:cs="Times New Roman"/>
+          <w:sz w:val="24"/>
+          <w:szCs w:val="24"/>
+          <w:lang w:val="en-US"/>
+        </w:rPr>
+        <w:t xml:space="preserve"> Please answer with a percentage between 0 and 100 for each of the last 2 rounds</w:t>
+      </w:r>
+    </w:p>
+    <w:p>
+      <w:pPr>
+        <w:spacing w:line="480" w:lineRule="auto"/>
+        <w:rPr>
+          <w:rFonts w:ascii="Times New Roman" w:hAnsi="Times New Roman" w:cs="Times New Roman"/>
+          <w:sz w:val="24"/>
+          <w:szCs w:val="24"/>
+          <w:lang w:val="en-US"/>
+        </w:rPr>
+      </w:pPr>
+      <w:r>
+        <w:rPr>
+          <w:rFonts w:ascii="Times New Roman" w:hAnsi="Times New Roman" w:cs="Times New Roman"/>
+          <w:sz w:val="24"/>
+          <w:szCs w:val="24"/>
+          <w:lang w:val="en-US"/>
+        </w:rPr>
+        <w:t xml:space="preserve">Round 1 _____%             </w:t>
       </w:r>
     </w:p>
     <w:p>
@@ -221,31 +335,27 @@
         <w:pBdr>
           <w:bottom w:val="dashed" w:sz="4" w:space="1" w:color="auto"/>
         </w:pBdr>
-        <w:spacing w:after="0" w:line="276" w:lineRule="auto"/>
-        <w:rPr>
-          <w:rFonts w:ascii="Times New Roman" w:hAnsi="Times New Roman" w:cs="Times New Roman"/>
-          <w:color w:val="808080" w:themeColor="background1" w:themeShade="80"/>
-          <w:sz w:val="24"/>
-          <w:szCs w:val="24"/>
-          <w:shd w:val="clear" w:color="auto" w:fill="FFFFFF"/>
-        </w:rPr>
-      </w:pPr>
-    </w:p>
-    <w:p>
-      <w:pPr>
-        <w:spacing w:after="0" w:line="276" w:lineRule="auto"/>
-        <w:rPr>
-          <w:rFonts w:ascii="Times New Roman" w:hAnsi="Times New Roman" w:cs="Times New Roman"/>
-          <w:color w:val="808080" w:themeColor="background1" w:themeShade="80"/>
-          <w:sz w:val="24"/>
-          <w:szCs w:val="24"/>
-          <w:shd w:val="clear" w:color="auto" w:fill="FFFFFF"/>
-        </w:rPr>
-      </w:pPr>
-    </w:p>
-    <w:p>
-      <w:pPr>
-        <w:spacing w:after="0" w:line="276" w:lineRule="auto"/>
+        <w:spacing w:line="480" w:lineRule="auto"/>
+        <w:rPr>
+          <w:rFonts w:ascii="Times New Roman" w:hAnsi="Times New Roman" w:cs="Times New Roman"/>
+          <w:sz w:val="24"/>
+          <w:szCs w:val="24"/>
+          <w:lang w:val="en-US"/>
+        </w:rPr>
+      </w:pPr>
+      <w:r>
+        <w:rPr>
+          <w:rFonts w:ascii="Times New Roman" w:hAnsi="Times New Roman" w:cs="Times New Roman"/>
+          <w:sz w:val="24"/>
+          <w:szCs w:val="24"/>
+          <w:lang w:val="en-US"/>
+        </w:rPr>
+        <w:t>Round 2 _____%</w:t>
+      </w:r>
+    </w:p>
+    <w:p>
+      <w:pPr>
+        <w:spacing w:line="480" w:lineRule="auto"/>
         <w:rPr>
           <w:rFonts w:ascii="Times New Roman" w:hAnsi="Times New Roman" w:cs="Times New Roman"/>
           <w:color w:val="808080" w:themeColor="background1" w:themeShade="80"/>
@@ -264,21 +374,51 @@
         </w:rPr>
         <w:t>Participant code: _________</w:t>
       </w:r>
-    </w:p>
-    <w:p>
-      <w:pPr>
-        <w:spacing w:after="0" w:line="276" w:lineRule="auto"/>
-        <w:rPr>
-          <w:rFonts w:ascii="Times New Roman" w:hAnsi="Times New Roman" w:cs="Times New Roman"/>
-          <w:sz w:val="24"/>
-          <w:szCs w:val="24"/>
-          <w:lang w:val="en-US"/>
-        </w:rPr>
-      </w:pPr>
-    </w:p>
-    <w:p>
-      <w:pPr>
-        <w:spacing w:after="0" w:line="276" w:lineRule="auto"/>
+      <w:r>
+        <w:rPr>
+          <w:rFonts w:ascii="Times New Roman" w:hAnsi="Times New Roman" w:cs="Times New Roman"/>
+          <w:color w:val="808080" w:themeColor="background1" w:themeShade="80"/>
+          <w:sz w:val="24"/>
+          <w:szCs w:val="24"/>
+          <w:shd w:val="clear" w:color="auto" w:fill="FFFFFF"/>
+        </w:rPr>
+        <w:tab/>
+      </w:r>
+      <w:r>
+        <w:rPr>
+          <w:rFonts w:ascii="Times New Roman" w:hAnsi="Times New Roman" w:cs="Times New Roman"/>
+          <w:color w:val="808080" w:themeColor="background1" w:themeShade="80"/>
+          <w:sz w:val="24"/>
+          <w:szCs w:val="24"/>
+          <w:shd w:val="clear" w:color="auto" w:fill="FFFFFF"/>
+        </w:rPr>
+        <w:tab/>
+      </w:r>
+      <w:r>
+        <w:rPr>
+          <w:rFonts w:ascii="Times New Roman" w:hAnsi="Times New Roman" w:cs="Times New Roman"/>
+          <w:color w:val="808080" w:themeColor="background1" w:themeShade="80"/>
+          <w:sz w:val="24"/>
+          <w:szCs w:val="24"/>
+          <w:shd w:val="clear" w:color="auto" w:fill="FFFFFF"/>
+        </w:rPr>
+        <w:tab/>
+      </w:r>
+      <w:r>
+        <w:rPr>
+          <w:rFonts w:ascii="Times New Roman" w:hAnsi="Times New Roman" w:cs="Times New Roman"/>
+          <w:color w:val="808080" w:themeColor="background1" w:themeShade="80"/>
+          <w:sz w:val="24"/>
+          <w:szCs w:val="24"/>
+          <w:shd w:val="clear" w:color="auto" w:fill="FFFFFF"/>
+        </w:rPr>
+        <w:tab/>
+        <w:t>Word: 3 (food)</w:t>
+      </w:r>
+    </w:p>
+    <w:p>
+      <w:pPr>
+        <w:spacing w:line="480" w:lineRule="auto"/>
         <w:rPr>
           <w:rFonts w:ascii="Times New Roman" w:hAnsi="Times New Roman" w:cs="Times New Roman"/>
           <w:sz w:val="24"/>
@@ -302,103 +442,21 @@
           <w:szCs w:val="24"/>
           <w:lang w:val="en-US"/>
         </w:rPr>
-        <w:t xml:space="preserve">ooking back on the last two rounds, </w:t>
-      </w:r>
-    </w:p>
-    <w:p>
-      <w:pPr>
-        <w:spacing w:after="0" w:line="276" w:lineRule="auto"/>
-        <w:rPr>
-          <w:rFonts w:ascii="Times New Roman" w:hAnsi="Times New Roman" w:cs="Times New Roman"/>
-          <w:sz w:val="24"/>
-          <w:szCs w:val="24"/>
-          <w:lang w:val="en-US"/>
-        </w:rPr>
-      </w:pPr>
-      <w:r>
-        <w:rPr>
-          <w:rFonts w:ascii="Times New Roman" w:hAnsi="Times New Roman" w:cs="Times New Roman"/>
-          <w:sz w:val="24"/>
-          <w:szCs w:val="24"/>
-          <w:lang w:val="en-US"/>
-        </w:rPr>
-        <w:t xml:space="preserve">what percentage of time do you think you spent thinking about </w:t>
-      </w:r>
-      <w:r>
-        <w:rPr>
-          <w:rFonts w:ascii="Times New Roman" w:hAnsi="Times New Roman" w:cs="Times New Roman"/>
-          <w:b/>
-          <w:bCs/>
-          <w:sz w:val="24"/>
-          <w:szCs w:val="24"/>
-          <w:lang w:val="en-US"/>
-        </w:rPr>
-        <w:t>tiger(s)</w:t>
-      </w:r>
-      <w:r>
-        <w:rPr>
-          <w:rFonts w:ascii="Times New Roman" w:hAnsi="Times New Roman" w:cs="Times New Roman"/>
-          <w:sz w:val="24"/>
-          <w:szCs w:val="24"/>
-          <w:lang w:val="en-US"/>
-        </w:rPr>
-        <w:t>?</w:t>
-      </w:r>
-      <w:r>
-        <w:rPr>
-          <w:rFonts w:ascii="Times New Roman" w:hAnsi="Times New Roman" w:cs="Times New Roman"/>
-          <w:sz w:val="24"/>
-          <w:szCs w:val="24"/>
-          <w:lang w:val="en-US"/>
-        </w:rPr>
-        <w:t xml:space="preserve"> </w:t>
-      </w:r>
-    </w:p>
-    <w:p>
-      <w:pPr>
-        <w:spacing w:after="0" w:line="276" w:lineRule="auto"/>
-        <w:rPr>
-          <w:rFonts w:ascii="Times New Roman" w:hAnsi="Times New Roman" w:cs="Times New Roman"/>
-          <w:sz w:val="24"/>
-          <w:szCs w:val="24"/>
-          <w:lang w:val="en-US"/>
-        </w:rPr>
-      </w:pPr>
-    </w:p>
-    <w:p>
-      <w:pPr>
-        <w:spacing w:after="0" w:line="276" w:lineRule="auto"/>
-        <w:rPr>
-          <w:rFonts w:ascii="Times New Roman" w:hAnsi="Times New Roman" w:cs="Times New Roman"/>
-          <w:sz w:val="24"/>
-          <w:szCs w:val="24"/>
-          <w:lang w:val="en-US"/>
-        </w:rPr>
-      </w:pPr>
-      <w:r>
-        <w:rPr>
-          <w:rFonts w:ascii="Times New Roman" w:hAnsi="Times New Roman" w:cs="Times New Roman"/>
-          <w:sz w:val="24"/>
-          <w:szCs w:val="24"/>
-          <w:lang w:val="en-US"/>
-        </w:rPr>
-        <w:t>Please answer with a percentage between 0 and 100 for each of the last 2 rounds</w:t>
-      </w:r>
-    </w:p>
-    <w:p>
-      <w:pPr>
-        <w:spacing w:after="0" w:line="276" w:lineRule="auto"/>
-        <w:rPr>
-          <w:rFonts w:ascii="Times New Roman" w:hAnsi="Times New Roman" w:cs="Times New Roman"/>
-          <w:sz w:val="24"/>
-          <w:szCs w:val="24"/>
-          <w:lang w:val="en-US"/>
-        </w:rPr>
-      </w:pPr>
-    </w:p>
-    <w:p>
-      <w:pPr>
-        <w:spacing w:after="0" w:line="276" w:lineRule="auto"/>
+        <w:t>ooking back on the last two rounds, what percentage of time do you think you spent thinking about food?</w:t>
+      </w:r>
+      <w:r>
+        <w:rPr>
+          <w:rFonts w:ascii="Times New Roman" w:hAnsi="Times New Roman" w:cs="Times New Roman"/>
+          <w:sz w:val="24"/>
+          <w:szCs w:val="24"/>
+          <w:lang w:val="en-US"/>
+        </w:rPr>
+        <w:t xml:space="preserve"> Please answer with a percentage between 0 and 100 for each of the last 2 rounds</w:t>
+      </w:r>
+    </w:p>
+    <w:p>
+      <w:pPr>
+        <w:spacing w:line="480" w:lineRule="auto"/>
         <w:rPr>
           <w:rFonts w:ascii="Times New Roman" w:hAnsi="Times New Roman" w:cs="Times New Roman"/>
           <w:sz w:val="24"/>
@@ -421,7 +479,7 @@
         <w:pBdr>
           <w:bottom w:val="dashed" w:sz="4" w:space="1" w:color="auto"/>
         </w:pBdr>
-        <w:spacing w:after="0" w:line="276" w:lineRule="auto"/>
+        <w:spacing w:line="480" w:lineRule="auto"/>
         <w:rPr>
           <w:rFonts w:ascii="Times New Roman" w:hAnsi="Times New Roman" w:cs="Times New Roman"/>
           <w:sz w:val="24"/>
@@ -441,33 +499,7 @@
     </w:p>
     <w:p>
       <w:pPr>
-        <w:pBdr>
-          <w:bottom w:val="dashed" w:sz="4" w:space="1" w:color="auto"/>
-        </w:pBdr>
-        <w:spacing w:after="0" w:line="276" w:lineRule="auto"/>
-        <w:rPr>
-          <w:rFonts w:ascii="Times New Roman" w:hAnsi="Times New Roman" w:cs="Times New Roman"/>
-          <w:sz w:val="24"/>
-          <w:szCs w:val="24"/>
-          <w:lang w:val="en-US"/>
-        </w:rPr>
-      </w:pPr>
-    </w:p>
-    <w:p>
-      <w:pPr>
-        <w:spacing w:after="0" w:line="276" w:lineRule="auto"/>
-        <w:rPr>
-          <w:rFonts w:ascii="Times New Roman" w:hAnsi="Times New Roman" w:cs="Times New Roman"/>
-          <w:color w:val="808080" w:themeColor="background1" w:themeShade="80"/>
-          <w:sz w:val="24"/>
-          <w:szCs w:val="24"/>
-          <w:shd w:val="clear" w:color="auto" w:fill="FFFFFF"/>
-        </w:rPr>
-      </w:pPr>
-    </w:p>
-    <w:p>
-      <w:pPr>
-        <w:spacing w:after="0" w:line="276" w:lineRule="auto"/>
+        <w:spacing w:line="480" w:lineRule="auto"/>
         <w:rPr>
           <w:rFonts w:ascii="Times New Roman" w:hAnsi="Times New Roman" w:cs="Times New Roman"/>
           <w:color w:val="808080" w:themeColor="background1" w:themeShade="80"/>
@@ -486,21 +518,51 @@
         </w:rPr>
         <w:t>Participant code: _________</w:t>
       </w:r>
-    </w:p>
-    <w:p>
-      <w:pPr>
-        <w:spacing w:after="0" w:line="276" w:lineRule="auto"/>
-        <w:rPr>
-          <w:rFonts w:ascii="Times New Roman" w:hAnsi="Times New Roman" w:cs="Times New Roman"/>
-          <w:sz w:val="24"/>
-          <w:szCs w:val="24"/>
-          <w:lang w:val="en-US"/>
-        </w:rPr>
-      </w:pPr>
-    </w:p>
-    <w:p>
-      <w:pPr>
-        <w:spacing w:after="0" w:line="276" w:lineRule="auto"/>
+      <w:r>
+        <w:rPr>
+          <w:rFonts w:ascii="Times New Roman" w:hAnsi="Times New Roman" w:cs="Times New Roman"/>
+          <w:color w:val="808080" w:themeColor="background1" w:themeShade="80"/>
+          <w:sz w:val="24"/>
+          <w:szCs w:val="24"/>
+          <w:shd w:val="clear" w:color="auto" w:fill="FFFFFF"/>
+        </w:rPr>
+        <w:tab/>
+      </w:r>
+      <w:r>
+        <w:rPr>
+          <w:rFonts w:ascii="Times New Roman" w:hAnsi="Times New Roman" w:cs="Times New Roman"/>
+          <w:color w:val="808080" w:themeColor="background1" w:themeShade="80"/>
+          <w:sz w:val="24"/>
+          <w:szCs w:val="24"/>
+          <w:shd w:val="clear" w:color="auto" w:fill="FFFFFF"/>
+        </w:rPr>
+        <w:tab/>
+      </w:r>
+      <w:r>
+        <w:rPr>
+          <w:rFonts w:ascii="Times New Roman" w:hAnsi="Times New Roman" w:cs="Times New Roman"/>
+          <w:color w:val="808080" w:themeColor="background1" w:themeShade="80"/>
+          <w:sz w:val="24"/>
+          <w:szCs w:val="24"/>
+          <w:shd w:val="clear" w:color="auto" w:fill="FFFFFF"/>
+        </w:rPr>
+        <w:tab/>
+      </w:r>
+      <w:r>
+        <w:rPr>
+          <w:rFonts w:ascii="Times New Roman" w:hAnsi="Times New Roman" w:cs="Times New Roman"/>
+          <w:color w:val="808080" w:themeColor="background1" w:themeShade="80"/>
+          <w:sz w:val="24"/>
+          <w:szCs w:val="24"/>
+          <w:shd w:val="clear" w:color="auto" w:fill="FFFFFF"/>
+        </w:rPr>
+        <w:tab/>
+        <w:t>Word: 4 (disease)</w:t>
+      </w:r>
+    </w:p>
+    <w:p>
+      <w:pPr>
+        <w:spacing w:line="480" w:lineRule="auto"/>
         <w:rPr>
           <w:rFonts w:ascii="Times New Roman" w:hAnsi="Times New Roman" w:cs="Times New Roman"/>
           <w:sz w:val="24"/>
@@ -524,38 +586,34 @@
           <w:szCs w:val="24"/>
           <w:lang w:val="en-US"/>
         </w:rPr>
-        <w:t xml:space="preserve">ooking back on the last two rounds, </w:t>
-      </w:r>
-    </w:p>
-    <w:p>
-      <w:pPr>
-        <w:spacing w:after="0" w:line="276" w:lineRule="auto"/>
-        <w:rPr>
-          <w:rFonts w:ascii="Times New Roman" w:hAnsi="Times New Roman" w:cs="Times New Roman"/>
-          <w:sz w:val="24"/>
-          <w:szCs w:val="24"/>
-          <w:lang w:val="en-US"/>
-        </w:rPr>
-      </w:pPr>
-      <w:r>
-        <w:rPr>
-          <w:rFonts w:ascii="Times New Roman" w:hAnsi="Times New Roman" w:cs="Times New Roman"/>
-          <w:sz w:val="24"/>
-          <w:szCs w:val="24"/>
-          <w:lang w:val="en-US"/>
-        </w:rPr>
-        <w:t xml:space="preserve">what percentage of time do you think you spent thinking about </w:t>
-      </w:r>
-      <w:r>
-        <w:rPr>
-          <w:rFonts w:ascii="Times New Roman" w:hAnsi="Times New Roman" w:cs="Times New Roman"/>
-          <w:b/>
-          <w:bCs/>
-          <w:sz w:val="24"/>
-          <w:szCs w:val="24"/>
-          <w:lang w:val="en-US"/>
-        </w:rPr>
-        <w:t>food</w:t>
+        <w:t>ooking back on the last two rounds, what percentage of time do you think you spent thinking about a disease</w:t>
+      </w:r>
+      <w:r>
+        <w:rPr>
+          <w:rFonts w:ascii="Times New Roman" w:hAnsi="Times New Roman" w:cs="Times New Roman"/>
+          <w:sz w:val="24"/>
+          <w:szCs w:val="24"/>
+          <w:lang w:val="en-US"/>
+        </w:rPr>
+        <w:t>(</w:t>
+      </w:r>
+      <w:r>
+        <w:rPr>
+          <w:rFonts w:ascii="Times New Roman" w:hAnsi="Times New Roman" w:cs="Times New Roman"/>
+          <w:sz w:val="24"/>
+          <w:szCs w:val="24"/>
+          <w:lang w:val="en-US"/>
+        </w:rPr>
+        <w:t>s</w:t>
+      </w:r>
+      <w:r>
+        <w:rPr>
+          <w:rFonts w:ascii="Times New Roman" w:hAnsi="Times New Roman" w:cs="Times New Roman"/>
+          <w:sz w:val="24"/>
+          <w:szCs w:val="24"/>
+          <w:lang w:val="en-US"/>
+        </w:rPr>
+        <w:t>)</w:t>
       </w:r>
       <w:r>
         <w:rPr>
@@ -573,54 +631,12 @@
           <w:szCs w:val="24"/>
           <w:lang w:val="en-US"/>
         </w:rPr>
-        <w:t xml:space="preserve"> </w:t>
-      </w:r>
-    </w:p>
-    <w:p>
-      <w:pPr>
-        <w:spacing w:after="0" w:line="276" w:lineRule="auto"/>
-        <w:rPr>
-          <w:rFonts w:ascii="Times New Roman" w:hAnsi="Times New Roman" w:cs="Times New Roman"/>
-          <w:sz w:val="24"/>
-          <w:szCs w:val="24"/>
-          <w:lang w:val="en-US"/>
-        </w:rPr>
-      </w:pPr>
-    </w:p>
-    <w:p>
-      <w:pPr>
-        <w:spacing w:after="0" w:line="276" w:lineRule="auto"/>
-        <w:rPr>
-          <w:rFonts w:ascii="Times New Roman" w:hAnsi="Times New Roman" w:cs="Times New Roman"/>
-          <w:sz w:val="24"/>
-          <w:szCs w:val="24"/>
-          <w:lang w:val="en-US"/>
-        </w:rPr>
-      </w:pPr>
-      <w:r>
-        <w:rPr>
-          <w:rFonts w:ascii="Times New Roman" w:hAnsi="Times New Roman" w:cs="Times New Roman"/>
-          <w:sz w:val="24"/>
-          <w:szCs w:val="24"/>
-          <w:lang w:val="en-US"/>
-        </w:rPr>
-        <w:t>Please answer with a percentage between 0 and 100 for each of the last 2 rounds</w:t>
-      </w:r>
-    </w:p>
-    <w:p>
-      <w:pPr>
-        <w:spacing w:after="0" w:line="276" w:lineRule="auto"/>
-        <w:rPr>
-          <w:rFonts w:ascii="Times New Roman" w:hAnsi="Times New Roman" w:cs="Times New Roman"/>
-          <w:sz w:val="24"/>
-          <w:szCs w:val="24"/>
-          <w:lang w:val="en-US"/>
-        </w:rPr>
-      </w:pPr>
-    </w:p>
-    <w:p>
-      <w:pPr>
-        <w:spacing w:after="0" w:line="276" w:lineRule="auto"/>
+        <w:t xml:space="preserve"> Please answer with a percentage between 0 and 100 for each of the last 2 rounds</w:t>
+      </w:r>
+    </w:p>
+    <w:p>
+      <w:pPr>
+        <w:spacing w:line="480" w:lineRule="auto"/>
         <w:rPr>
           <w:rFonts w:ascii="Times New Roman" w:hAnsi="Times New Roman" w:cs="Times New Roman"/>
           <w:sz w:val="24"/>
@@ -640,229 +656,7 @@
     </w:p>
     <w:p>
       <w:pPr>
-        <w:pBdr>
-          <w:bottom w:val="dashed" w:sz="4" w:space="1" w:color="auto"/>
-        </w:pBdr>
-        <w:spacing w:after="0" w:line="276" w:lineRule="auto"/>
-        <w:rPr>
-          <w:rFonts w:ascii="Times New Roman" w:hAnsi="Times New Roman" w:cs="Times New Roman"/>
-          <w:sz w:val="24"/>
-          <w:szCs w:val="24"/>
-          <w:lang w:val="en-US"/>
-        </w:rPr>
-      </w:pPr>
-      <w:r>
-        <w:rPr>
-          <w:rFonts w:ascii="Times New Roman" w:hAnsi="Times New Roman" w:cs="Times New Roman"/>
-          <w:sz w:val="24"/>
-          <w:szCs w:val="24"/>
-          <w:lang w:val="en-US"/>
-        </w:rPr>
-        <w:t>Round 2 _____%</w:t>
-      </w:r>
-    </w:p>
-    <w:p>
-      <w:pPr>
-        <w:pBdr>
-          <w:bottom w:val="dashed" w:sz="4" w:space="1" w:color="auto"/>
-        </w:pBdr>
-        <w:spacing w:after="0" w:line="276" w:lineRule="auto"/>
-        <w:rPr>
-          <w:rFonts w:ascii="Times New Roman" w:hAnsi="Times New Roman" w:cs="Times New Roman"/>
-          <w:sz w:val="24"/>
-          <w:szCs w:val="24"/>
-          <w:lang w:val="en-US"/>
-        </w:rPr>
-      </w:pPr>
-    </w:p>
-    <w:p>
-      <w:pPr>
-        <w:spacing w:after="0" w:line="276" w:lineRule="auto"/>
-        <w:rPr>
-          <w:rFonts w:ascii="Times New Roman" w:hAnsi="Times New Roman" w:cs="Times New Roman"/>
-          <w:color w:val="808080" w:themeColor="background1" w:themeShade="80"/>
-          <w:sz w:val="24"/>
-          <w:szCs w:val="24"/>
-          <w:shd w:val="clear" w:color="auto" w:fill="FFFFFF"/>
-        </w:rPr>
-      </w:pPr>
-    </w:p>
-    <w:p>
-      <w:pPr>
-        <w:spacing w:after="0" w:line="276" w:lineRule="auto"/>
-        <w:rPr>
-          <w:rFonts w:ascii="Times New Roman" w:hAnsi="Times New Roman" w:cs="Times New Roman"/>
-          <w:color w:val="808080" w:themeColor="background1" w:themeShade="80"/>
-          <w:sz w:val="24"/>
-          <w:szCs w:val="24"/>
-          <w:shd w:val="clear" w:color="auto" w:fill="FFFFFF"/>
-        </w:rPr>
-      </w:pPr>
-      <w:r>
-        <w:rPr>
-          <w:rFonts w:ascii="Times New Roman" w:hAnsi="Times New Roman" w:cs="Times New Roman"/>
-          <w:color w:val="808080" w:themeColor="background1" w:themeShade="80"/>
-          <w:sz w:val="24"/>
-          <w:szCs w:val="24"/>
-          <w:shd w:val="clear" w:color="auto" w:fill="FFFFFF"/>
-        </w:rPr>
-        <w:t>Participant code: _________</w:t>
-      </w:r>
-    </w:p>
-    <w:p>
-      <w:pPr>
-        <w:spacing w:after="0" w:line="276" w:lineRule="auto"/>
-        <w:rPr>
-          <w:rFonts w:ascii="Times New Roman" w:hAnsi="Times New Roman" w:cs="Times New Roman"/>
-          <w:sz w:val="24"/>
-          <w:szCs w:val="24"/>
-          <w:lang w:val="en-US"/>
-        </w:rPr>
-      </w:pPr>
-    </w:p>
-    <w:p>
-      <w:pPr>
-        <w:spacing w:after="0" w:line="276" w:lineRule="auto"/>
-        <w:rPr>
-          <w:rFonts w:ascii="Times New Roman" w:hAnsi="Times New Roman" w:cs="Times New Roman"/>
-          <w:sz w:val="24"/>
-          <w:szCs w:val="24"/>
-          <w:lang w:val="en-US"/>
-        </w:rPr>
-      </w:pPr>
-      <w:r>
-        <w:rPr>
-          <w:rFonts w:ascii="Times New Roman" w:hAnsi="Times New Roman" w:cs="Times New Roman"/>
-          <w:sz w:val="24"/>
-          <w:szCs w:val="24"/>
-          <w:lang w:val="en-US"/>
-        </w:rPr>
-        <w:t>L</w:t>
-      </w:r>
-      <w:r>
-        <w:rPr>
-          <w:rFonts w:ascii="Times New Roman" w:hAnsi="Times New Roman" w:cs="Times New Roman"/>
-          <w:sz w:val="24"/>
-          <w:szCs w:val="24"/>
-          <w:lang w:val="en-US"/>
-        </w:rPr>
-        <w:t xml:space="preserve">ooking back on the last two rounds, </w:t>
-      </w:r>
-    </w:p>
-    <w:p>
-      <w:pPr>
-        <w:spacing w:after="0" w:line="276" w:lineRule="auto"/>
-        <w:rPr>
-          <w:rFonts w:ascii="Times New Roman" w:hAnsi="Times New Roman" w:cs="Times New Roman"/>
-          <w:sz w:val="24"/>
-          <w:szCs w:val="24"/>
-          <w:lang w:val="en-US"/>
-        </w:rPr>
-      </w:pPr>
-      <w:r>
-        <w:rPr>
-          <w:rFonts w:ascii="Times New Roman" w:hAnsi="Times New Roman" w:cs="Times New Roman"/>
-          <w:sz w:val="24"/>
-          <w:szCs w:val="24"/>
-          <w:lang w:val="en-US"/>
-        </w:rPr>
-        <w:t xml:space="preserve">what percentage of time do you think you spent thinking about </w:t>
-      </w:r>
-      <w:r>
-        <w:rPr>
-          <w:rFonts w:ascii="Times New Roman" w:hAnsi="Times New Roman" w:cs="Times New Roman"/>
-          <w:b/>
-          <w:bCs/>
-          <w:sz w:val="24"/>
-          <w:szCs w:val="24"/>
-          <w:lang w:val="en-US"/>
-        </w:rPr>
-        <w:t>disease(s)</w:t>
-      </w:r>
-      <w:r>
-        <w:rPr>
-          <w:rFonts w:ascii="Times New Roman" w:hAnsi="Times New Roman" w:cs="Times New Roman"/>
-          <w:sz w:val="24"/>
-          <w:szCs w:val="24"/>
-          <w:lang w:val="en-US"/>
-        </w:rPr>
-        <w:t>?</w:t>
-      </w:r>
-      <w:r>
-        <w:rPr>
-          <w:rFonts w:ascii="Times New Roman" w:hAnsi="Times New Roman" w:cs="Times New Roman"/>
-          <w:sz w:val="24"/>
-          <w:szCs w:val="24"/>
-          <w:lang w:val="en-US"/>
-        </w:rPr>
-        <w:t xml:space="preserve"> </w:t>
-      </w:r>
-    </w:p>
-    <w:p>
-      <w:pPr>
-        <w:spacing w:after="0" w:line="276" w:lineRule="auto"/>
-        <w:rPr>
-          <w:rFonts w:ascii="Times New Roman" w:hAnsi="Times New Roman" w:cs="Times New Roman"/>
-          <w:sz w:val="24"/>
-          <w:szCs w:val="24"/>
-          <w:lang w:val="en-US"/>
-        </w:rPr>
-      </w:pPr>
-    </w:p>
-    <w:p>
-      <w:pPr>
-        <w:spacing w:after="0" w:line="276" w:lineRule="auto"/>
-        <w:rPr>
-          <w:rFonts w:ascii="Times New Roman" w:hAnsi="Times New Roman" w:cs="Times New Roman"/>
-          <w:sz w:val="24"/>
-          <w:szCs w:val="24"/>
-          <w:lang w:val="en-US"/>
-        </w:rPr>
-      </w:pPr>
-      <w:r>
-        <w:rPr>
-          <w:rFonts w:ascii="Times New Roman" w:hAnsi="Times New Roman" w:cs="Times New Roman"/>
-          <w:sz w:val="24"/>
-          <w:szCs w:val="24"/>
-          <w:lang w:val="en-US"/>
-        </w:rPr>
-        <w:t>Please answer with a percentage between 0 and 100 for each of the last 2 rounds</w:t>
-      </w:r>
-    </w:p>
-    <w:p>
-      <w:pPr>
-        <w:spacing w:after="0" w:line="276" w:lineRule="auto"/>
-        <w:rPr>
-          <w:rFonts w:ascii="Times New Roman" w:hAnsi="Times New Roman" w:cs="Times New Roman"/>
-          <w:sz w:val="24"/>
-          <w:szCs w:val="24"/>
-          <w:lang w:val="en-US"/>
-        </w:rPr>
-      </w:pPr>
-    </w:p>
-    <w:p>
-      <w:pPr>
-        <w:spacing w:after="0" w:line="276" w:lineRule="auto"/>
-        <w:rPr>
-          <w:rFonts w:ascii="Times New Roman" w:hAnsi="Times New Roman" w:cs="Times New Roman"/>
-          <w:sz w:val="24"/>
-          <w:szCs w:val="24"/>
-          <w:lang w:val="en-US"/>
-        </w:rPr>
-      </w:pPr>
-      <w:r>
-        <w:rPr>
-          <w:rFonts w:ascii="Times New Roman" w:hAnsi="Times New Roman" w:cs="Times New Roman"/>
-          <w:sz w:val="24"/>
-          <w:szCs w:val="24"/>
-          <w:lang w:val="en-US"/>
-        </w:rPr>
-        <w:t xml:space="preserve">Round 1 _____%             </w:t>
-      </w:r>
-    </w:p>
-    <w:p>
-      <w:pPr>
-        <w:spacing w:after="0" w:line="276" w:lineRule="auto"/>
+        <w:spacing w:line="480" w:lineRule="auto"/>
         <w:rPr>
           <w:rFonts w:ascii="Times New Roman" w:hAnsi="Times New Roman" w:cs="Times New Roman"/>
           <w:sz w:val="24"/>
@@ -1335,17 +1129,17 @@
     <w:lsdException w:name="Unresolved Mention" w:semiHidden="1" w:unhideWhenUsed="1"/>
     <w:lsdException w:name="Smart Link" w:semiHidden="1" w:unhideWhenUsed="1"/>
   </w:latentStyles>
-  <w:style w:type="paragraph" w:default="1" w:styleId="Normal">
+  <w:style w:type="paragraph" w:default="1" w:styleId="Standard">
     <w:name w:val="Normal"/>
     <w:qFormat/>
   </w:style>
-  <w:style w:type="character" w:default="1" w:styleId="DefaultParagraphFont">
+  <w:style w:type="character" w:default="1" w:styleId="Absatz-Standardschriftart">
     <w:name w:val="Default Paragraph Font"/>
     <w:uiPriority w:val="1"/>
     <w:semiHidden/>
     <w:unhideWhenUsed/>
   </w:style>
-  <w:style w:type="table" w:default="1" w:styleId="TableNormal">
+  <w:style w:type="table" w:default="1" w:styleId="NormaleTabelle">
     <w:name w:val="Normal Table"/>
     <w:uiPriority w:val="99"/>
     <w:semiHidden/>
@@ -1360,16 +1154,16 @@
       </w:tblCellMar>
     </w:tblPr>
   </w:style>
-  <w:style w:type="numbering" w:default="1" w:styleId="NoList">
+  <w:style w:type="numbering" w:default="1" w:styleId="KeineListe">
     <w:name w:val="No List"/>
     <w:uiPriority w:val="99"/>
     <w:semiHidden/>
     <w:unhideWhenUsed/>
   </w:style>
-  <w:style w:type="paragraph" w:styleId="Header">
+  <w:style w:type="paragraph" w:styleId="Kopfzeile">
     <w:name w:val="header"/>
-    <w:basedOn w:val="Normal"/>
-    <w:link w:val="HeaderChar"/>
+    <w:basedOn w:val="Standard"/>
+    <w:link w:val="KopfzeileZchn"/>
     <w:uiPriority w:val="99"/>
     <w:unhideWhenUsed/>
     <w:rsid w:val="002C53CD"/>
@@ -1381,17 +1175,17 @@
       <w:spacing w:after="0" w:line="240" w:lineRule="auto"/>
     </w:pPr>
   </w:style>
-  <w:style w:type="character" w:customStyle="1" w:styleId="HeaderChar">
-    <w:name w:val="Header Char"/>
-    <w:basedOn w:val="DefaultParagraphFont"/>
-    <w:link w:val="Header"/>
+  <w:style w:type="character" w:customStyle="1" w:styleId="KopfzeileZchn">
+    <w:name w:val="Kopfzeile Zchn"/>
+    <w:basedOn w:val="Absatz-Standardschriftart"/>
+    <w:link w:val="Kopfzeile"/>
     <w:uiPriority w:val="99"/>
     <w:rsid w:val="002C53CD"/>
   </w:style>
-  <w:style w:type="paragraph" w:styleId="Footer">
+  <w:style w:type="paragraph" w:styleId="Fuzeile">
     <w:name w:val="footer"/>
-    <w:basedOn w:val="Normal"/>
-    <w:link w:val="FooterChar"/>
+    <w:basedOn w:val="Standard"/>
+    <w:link w:val="FuzeileZchn"/>
     <w:uiPriority w:val="99"/>
     <w:unhideWhenUsed/>
     <w:rsid w:val="002C53CD"/>
@@ -1403,10 +1197,10 @@
       <w:spacing w:after="0" w:line="240" w:lineRule="auto"/>
     </w:pPr>
   </w:style>
-  <w:style w:type="character" w:customStyle="1" w:styleId="FooterChar">
-    <w:name w:val="Footer Char"/>
-    <w:basedOn w:val="DefaultParagraphFont"/>
-    <w:link w:val="Footer"/>
+  <w:style w:type="character" w:customStyle="1" w:styleId="FuzeileZchn">
+    <w:name w:val="Fußzeile Zchn"/>
+    <w:basedOn w:val="Absatz-Standardschriftart"/>
+    <w:link w:val="Fuzeile"/>
     <w:uiPriority w:val="99"/>
     <w:rsid w:val="002C53CD"/>
   </w:style>
